--- a/PM 01/evidence/PM-01 Coding Examples and GitHub Guide.docx
+++ b/PM 01/evidence/PM-01 Coding Examples and GitHub Guide.docx
@@ -1840,7 +1840,7 @@
           <w:noProof/>
         </w:rPr>
         <w:drawing>
-          <wp:inline distT="0" distB="0" distL="0" distR="0" wp14:anchorId="7202ED27" wp14:editId="7FC30C5B">
+          <wp:inline distT="0" distB="0" distL="0" distR="0" wp14:anchorId="7202ED27" wp14:editId="3305938A">
             <wp:extent cx="5731510" cy="1736725"/>
             <wp:effectExtent l="0" t="0" r="2540" b="0"/>
             <wp:docPr id="278123067" name="Picture 1" descr="The image shows a Git repository interface displaying a file history for a branch named 'KM02', including a merge request and commit details.&#10;&#10;AI-generated content may be incorrect."/>
@@ -1882,6 +1882,14 @@
       </w:pPr>
       <w:r>
         <w:t>Part E: Commits, Branches and Pull Requests</w:t>
+      </w:r>
+    </w:p>
+    <w:p>
+      <w:pPr>
+        <w:pStyle w:val="Heading3"/>
+      </w:pPr>
+      <w:r>
+        <w:t>Create and Use a Branch</w:t>
       </w:r>
     </w:p>
     <w:p>
@@ -1914,6 +1922,588 @@
                     <a:xfrm>
                       <a:off x="0" y="0"/>
                       <a:ext cx="5731510" cy="2387600"/>
+                    </a:xfrm>
+                    <a:prstGeom prst="rect">
+                      <a:avLst/>
+                    </a:prstGeom>
+                  </pic:spPr>
+                </pic:pic>
+              </a:graphicData>
+            </a:graphic>
+          </wp:inline>
+        </w:drawing>
+      </w:r>
+    </w:p>
+    <w:p>
+      <w:r>
+        <w:rPr>
+          <w:noProof/>
+        </w:rPr>
+        <w:drawing>
+          <wp:inline distT="0" distB="0" distL="0" distR="0" wp14:anchorId="6867D70B" wp14:editId="5E467C42">
+            <wp:extent cx="5731510" cy="853440"/>
+            <wp:effectExtent l="0" t="0" r="2540" b="3810"/>
+            <wp:docPr id="1549523616" name="Picture 1" descr="The image content appears to be a text representation of a terminal session or command line interface, displaying various file operations and project management tasks, such as changing folder names, copying files, merging pull requests, and completing evidence documents.&#10;&#10;AI-generated content may be incorrect."/>
+            <wp:cNvGraphicFramePr>
+              <a:graphicFrameLocks xmlns:a="http://schemas.openxmlformats.org/drawingml/2006/main" noChangeAspect="1"/>
+            </wp:cNvGraphicFramePr>
+            <a:graphic xmlns:a="http://schemas.openxmlformats.org/drawingml/2006/main">
+              <a:graphicData uri="http://schemas.openxmlformats.org/drawingml/2006/picture">
+                <pic:pic xmlns:pic="http://schemas.openxmlformats.org/drawingml/2006/picture">
+                  <pic:nvPicPr>
+                    <pic:cNvPr id="1549523616" name="Picture 1" descr="The image content appears to be a text representation of a terminal session or command line interface, displaying various file operations and project management tasks, such as changing folder names, copying files, merging pull requests, and completing evidence documents.&#10;&#10;AI-generated content may be incorrect."/>
+                    <pic:cNvPicPr/>
+                  </pic:nvPicPr>
+                  <pic:blipFill>
+                    <a:blip r:embed="rId46"/>
+                    <a:stretch>
+                      <a:fillRect/>
+                    </a:stretch>
+                  </pic:blipFill>
+                  <pic:spPr>
+                    <a:xfrm>
+                      <a:off x="0" y="0"/>
+                      <a:ext cx="5731510" cy="853440"/>
+                    </a:xfrm>
+                    <a:prstGeom prst="rect">
+                      <a:avLst/>
+                    </a:prstGeom>
+                  </pic:spPr>
+                </pic:pic>
+              </a:graphicData>
+            </a:graphic>
+          </wp:inline>
+        </w:drawing>
+      </w:r>
+    </w:p>
+    <w:p>
+      <w:pPr>
+        <w:pStyle w:val="Heading3"/>
+      </w:pPr>
+      <w:r>
+        <w:t>Create a Pull Request</w:t>
+      </w:r>
+    </w:p>
+    <w:p>
+      <w:pPr>
+        <w:pStyle w:val="Heading4"/>
+      </w:pPr>
+      <w:r>
+        <w:t>Before Pull request</w:t>
+      </w:r>
+    </w:p>
+    <w:p>
+      <w:r>
+        <w:rPr>
+          <w:noProof/>
+        </w:rPr>
+        <w:drawing>
+          <wp:inline distT="0" distB="0" distL="0" distR="0" wp14:anchorId="395F1EE4" wp14:editId="0A5D0002">
+            <wp:extent cx="5731510" cy="1736725"/>
+            <wp:effectExtent l="0" t="0" r="2540" b="0"/>
+            <wp:docPr id="657468423" name="Picture 1" descr="The image shows a Git repository interface displaying a file history for a branch named 'KM02', including a merge request and commit details.&#10;&#10;AI-generated content may be incorrect."/>
+            <wp:cNvGraphicFramePr>
+              <a:graphicFrameLocks xmlns:a="http://schemas.openxmlformats.org/drawingml/2006/main" noChangeAspect="1"/>
+            </wp:cNvGraphicFramePr>
+            <a:graphic xmlns:a="http://schemas.openxmlformats.org/drawingml/2006/main">
+              <a:graphicData uri="http://schemas.openxmlformats.org/drawingml/2006/picture">
+                <pic:pic xmlns:pic="http://schemas.openxmlformats.org/drawingml/2006/picture">
+                  <pic:nvPicPr>
+                    <pic:cNvPr id="278123067" name="Picture 1" descr="The image shows a Git repository interface displaying a file history for a branch named 'KM02', including a merge request and commit details.&#10;&#10;AI-generated content may be incorrect."/>
+                    <pic:cNvPicPr/>
+                  </pic:nvPicPr>
+                  <pic:blipFill>
+                    <a:blip r:embed="rId44"/>
+                    <a:stretch>
+                      <a:fillRect/>
+                    </a:stretch>
+                  </pic:blipFill>
+                  <pic:spPr>
+                    <a:xfrm>
+                      <a:off x="0" y="0"/>
+                      <a:ext cx="5731510" cy="1736725"/>
+                    </a:xfrm>
+                    <a:prstGeom prst="rect">
+                      <a:avLst/>
+                    </a:prstGeom>
+                  </pic:spPr>
+                </pic:pic>
+              </a:graphicData>
+            </a:graphic>
+          </wp:inline>
+        </w:drawing>
+      </w:r>
+    </w:p>
+    <w:p>
+      <w:pPr>
+        <w:pStyle w:val="Heading4"/>
+      </w:pPr>
+      <w:r>
+        <w:t>After Pull request:</w:t>
+      </w:r>
+    </w:p>
+    <w:p>
+      <w:r>
+        <w:rPr>
+          <w:noProof/>
+        </w:rPr>
+        <w:drawing>
+          <wp:inline distT="0" distB="0" distL="0" distR="0" wp14:anchorId="4A8ADFF5" wp14:editId="46F81EE4">
+            <wp:extent cx="5731510" cy="1373505"/>
+            <wp:effectExtent l="0" t="0" r="2540" b="0"/>
+            <wp:docPr id="1099163752" name="Picture 1" descr="The image displays a project management dashboard with a list of tasks, including one for a Mini Project Tracker, and various tasks with their creation and closure dates.&#10;&#10;AI-generated content may be incorrect."/>
+            <wp:cNvGraphicFramePr>
+              <a:graphicFrameLocks xmlns:a="http://schemas.openxmlformats.org/drawingml/2006/main" noChangeAspect="1"/>
+            </wp:cNvGraphicFramePr>
+            <a:graphic xmlns:a="http://schemas.openxmlformats.org/drawingml/2006/main">
+              <a:graphicData uri="http://schemas.openxmlformats.org/drawingml/2006/picture">
+                <pic:pic xmlns:pic="http://schemas.openxmlformats.org/drawingml/2006/picture">
+                  <pic:nvPicPr>
+                    <pic:cNvPr id="1099163752" name="Picture 1" descr="The image displays a project management dashboard with a list of tasks, including one for a Mini Project Tracker, and various tasks with their creation and closure dates.&#10;&#10;AI-generated content may be incorrect."/>
+                    <pic:cNvPicPr/>
+                  </pic:nvPicPr>
+                  <pic:blipFill>
+                    <a:blip r:embed="rId47"/>
+                    <a:stretch>
+                      <a:fillRect/>
+                    </a:stretch>
+                  </pic:blipFill>
+                  <pic:spPr>
+                    <a:xfrm>
+                      <a:off x="0" y="0"/>
+                      <a:ext cx="5731510" cy="1373505"/>
+                    </a:xfrm>
+                    <a:prstGeom prst="rect">
+                      <a:avLst/>
+                    </a:prstGeom>
+                  </pic:spPr>
+                </pic:pic>
+              </a:graphicData>
+            </a:graphic>
+          </wp:inline>
+        </w:drawing>
+      </w:r>
+    </w:p>
+    <w:p>
+      <w:r>
+        <w:rPr>
+          <w:noProof/>
+        </w:rPr>
+        <w:drawing>
+          <wp:inline distT="0" distB="0" distL="0" distR="0" wp14:anchorId="71330A81" wp14:editId="58772915">
+            <wp:extent cx="5731510" cy="1467485"/>
+            <wp:effectExtent l="0" t="0" r="2540" b="0"/>
+            <wp:docPr id="880937316" name="Picture 1" descr="The image shows a GitHub pull request merge request log for PM01, detailing a folder clean-up, evidence document completion, and additional parts added, with various timestamps and commit counts.&#10;&#10;AI-generated content may be incorrect."/>
+            <wp:cNvGraphicFramePr>
+              <a:graphicFrameLocks xmlns:a="http://schemas.openxmlformats.org/drawingml/2006/main" noChangeAspect="1"/>
+            </wp:cNvGraphicFramePr>
+            <a:graphic xmlns:a="http://schemas.openxmlformats.org/drawingml/2006/main">
+              <a:graphicData uri="http://schemas.openxmlformats.org/drawingml/2006/picture">
+                <pic:pic xmlns:pic="http://schemas.openxmlformats.org/drawingml/2006/picture">
+                  <pic:nvPicPr>
+                    <pic:cNvPr id="880937316" name="Picture 1" descr="The image shows a GitHub pull request merge request log for PM01, detailing a folder clean-up, evidence document completion, and additional parts added, with various timestamps and commit counts.&#10;&#10;AI-generated content may be incorrect."/>
+                    <pic:cNvPicPr/>
+                  </pic:nvPicPr>
+                  <pic:blipFill>
+                    <a:blip r:embed="rId48"/>
+                    <a:stretch>
+                      <a:fillRect/>
+                    </a:stretch>
+                  </pic:blipFill>
+                  <pic:spPr>
+                    <a:xfrm>
+                      <a:off x="0" y="0"/>
+                      <a:ext cx="5731510" cy="1467485"/>
+                    </a:xfrm>
+                    <a:prstGeom prst="rect">
+                      <a:avLst/>
+                    </a:prstGeom>
+                  </pic:spPr>
+                </pic:pic>
+              </a:graphicData>
+            </a:graphic>
+          </wp:inline>
+        </w:drawing>
+      </w:r>
+    </w:p>
+    <w:p>
+      <w:pPr>
+        <w:pStyle w:val="Heading2"/>
+      </w:pPr>
+      <w:r>
+        <w:t>Part G: Suggested Practical Class Activity</w:t>
+      </w:r>
+    </w:p>
+    <w:p>
+      <w:r>
+        <w:rPr>
+          <w:noProof/>
+        </w:rPr>
+        <w:drawing>
+          <wp:inline distT="0" distB="0" distL="0" distR="0" wp14:anchorId="124D3427" wp14:editId="5A2CC03A">
+            <wp:extent cx="5731510" cy="4569460"/>
+            <wp:effectExtent l="0" t="0" r="2540" b="2540"/>
+            <wp:docPr id="1029467582" name="Picture 1" descr="The image shows a web page layout with a welcome message, a button, and a button element, styled with CSS, and JavaScript is linked in the script tag.&#10;&#10;AI-generated content may be incorrect."/>
+            <wp:cNvGraphicFramePr>
+              <a:graphicFrameLocks xmlns:a="http://schemas.openxmlformats.org/drawingml/2006/main" noChangeAspect="1"/>
+            </wp:cNvGraphicFramePr>
+            <a:graphic xmlns:a="http://schemas.openxmlformats.org/drawingml/2006/main">
+              <a:graphicData uri="http://schemas.openxmlformats.org/drawingml/2006/picture">
+                <pic:pic xmlns:pic="http://schemas.openxmlformats.org/drawingml/2006/picture">
+                  <pic:nvPicPr>
+                    <pic:cNvPr id="1029467582" name="Picture 1" descr="The image shows a web page layout with a welcome message, a button, and a button element, styled with CSS, and JavaScript is linked in the script tag.&#10;&#10;AI-generated content may be incorrect."/>
+                    <pic:cNvPicPr/>
+                  </pic:nvPicPr>
+                  <pic:blipFill>
+                    <a:blip r:embed="rId49"/>
+                    <a:stretch>
+                      <a:fillRect/>
+                    </a:stretch>
+                  </pic:blipFill>
+                  <pic:spPr>
+                    <a:xfrm>
+                      <a:off x="0" y="0"/>
+                      <a:ext cx="5731510" cy="4569460"/>
+                    </a:xfrm>
+                    <a:prstGeom prst="rect">
+                      <a:avLst/>
+                    </a:prstGeom>
+                  </pic:spPr>
+                </pic:pic>
+              </a:graphicData>
+            </a:graphic>
+          </wp:inline>
+        </w:drawing>
+      </w:r>
+    </w:p>
+    <w:p>
+      <w:r>
+        <w:rPr>
+          <w:noProof/>
+        </w:rPr>
+        <w:lastRenderedPageBreak/>
+        <w:drawing>
+          <wp:inline distT="0" distB="0" distL="0" distR="0" wp14:anchorId="4AFBE771" wp14:editId="0A031527">
+            <wp:extent cx="5731510" cy="3698240"/>
+            <wp:effectExtent l="0" t="0" r="2540" b="0"/>
+            <wp:docPr id="735277425" name="Picture 1" descr="The image depicts a web page with a JavaScript script that includes a welcome message, a function to toggle a dark theme, and a clickable button that triggers an alert and logs a message to the console.&#10;&#10;AI-generated content may be incorrect."/>
+            <wp:cNvGraphicFramePr>
+              <a:graphicFrameLocks xmlns:a="http://schemas.openxmlformats.org/drawingml/2006/main" noChangeAspect="1"/>
+            </wp:cNvGraphicFramePr>
+            <a:graphic xmlns:a="http://schemas.openxmlformats.org/drawingml/2006/main">
+              <a:graphicData uri="http://schemas.openxmlformats.org/drawingml/2006/picture">
+                <pic:pic xmlns:pic="http://schemas.openxmlformats.org/drawingml/2006/picture">
+                  <pic:nvPicPr>
+                    <pic:cNvPr id="735277425" name="Picture 1" descr="The image depicts a web page with a JavaScript script that includes a welcome message, a function to toggle a dark theme, and a clickable button that triggers an alert and logs a message to the console.&#10;&#10;AI-generated content may be incorrect."/>
+                    <pic:cNvPicPr/>
+                  </pic:nvPicPr>
+                  <pic:blipFill>
+                    <a:blip r:embed="rId50"/>
+                    <a:stretch>
+                      <a:fillRect/>
+                    </a:stretch>
+                  </pic:blipFill>
+                  <pic:spPr>
+                    <a:xfrm>
+                      <a:off x="0" y="0"/>
+                      <a:ext cx="5731510" cy="3698240"/>
+                    </a:xfrm>
+                    <a:prstGeom prst="rect">
+                      <a:avLst/>
+                    </a:prstGeom>
+                  </pic:spPr>
+                </pic:pic>
+              </a:graphicData>
+            </a:graphic>
+          </wp:inline>
+        </w:drawing>
+      </w:r>
+    </w:p>
+    <w:p>
+      <w:r>
+        <w:rPr>
+          <w:noProof/>
+        </w:rPr>
+        <w:lastRenderedPageBreak/>
+        <w:drawing>
+          <wp:inline distT="0" distB="0" distL="0" distR="0" wp14:anchorId="1D51568F" wp14:editId="53AC9E8F">
+            <wp:extent cx="5731510" cy="8838565"/>
+            <wp:effectExtent l="0" t="0" r="2540" b="635"/>
+            <wp:docPr id="1370336132" name="Picture 1" descr="The image shows a code snippet with a web page layout featuring a centered content area, a styled button with hover effects, and CSS styles applied for colors and themes.&#10;&#10;AI-generated content may be incorrect."/>
+            <wp:cNvGraphicFramePr>
+              <a:graphicFrameLocks xmlns:a="http://schemas.openxmlformats.org/drawingml/2006/main" noChangeAspect="1"/>
+            </wp:cNvGraphicFramePr>
+            <a:graphic xmlns:a="http://schemas.openxmlformats.org/drawingml/2006/main">
+              <a:graphicData uri="http://schemas.openxmlformats.org/drawingml/2006/picture">
+                <pic:pic xmlns:pic="http://schemas.openxmlformats.org/drawingml/2006/picture">
+                  <pic:nvPicPr>
+                    <pic:cNvPr id="1370336132" name="Picture 1" descr="The image shows a code snippet with a web page layout featuring a centered content area, a styled button with hover effects, and CSS styles applied for colors and themes.&#10;&#10;AI-generated content may be incorrect."/>
+                    <pic:cNvPicPr/>
+                  </pic:nvPicPr>
+                  <pic:blipFill>
+                    <a:blip r:embed="rId51"/>
+                    <a:stretch>
+                      <a:fillRect/>
+                    </a:stretch>
+                  </pic:blipFill>
+                  <pic:spPr>
+                    <a:xfrm>
+                      <a:off x="0" y="0"/>
+                      <a:ext cx="5731510" cy="8838565"/>
+                    </a:xfrm>
+                    <a:prstGeom prst="rect">
+                      <a:avLst/>
+                    </a:prstGeom>
+                  </pic:spPr>
+                </pic:pic>
+              </a:graphicData>
+            </a:graphic>
+          </wp:inline>
+        </w:drawing>
+      </w:r>
+    </w:p>
+    <w:p>
+      <w:r>
+        <w:rPr>
+          <w:noProof/>
+        </w:rPr>
+        <w:lastRenderedPageBreak/>
+        <w:drawing>
+          <wp:inline distT="0" distB="0" distL="0" distR="0" wp14:anchorId="2F0D1674" wp14:editId="4D405F8F">
+            <wp:extent cx="5731510" cy="1197610"/>
+            <wp:effectExtent l="0" t="0" r="2540" b="2540"/>
+            <wp:docPr id="2146553498" name="Picture 1" descr="Welcome to LDS WebPage&#10;&#10;AI-generated content may be incorrect."/>
+            <wp:cNvGraphicFramePr>
+              <a:graphicFrameLocks xmlns:a="http://schemas.openxmlformats.org/drawingml/2006/main" noChangeAspect="1"/>
+            </wp:cNvGraphicFramePr>
+            <a:graphic xmlns:a="http://schemas.openxmlformats.org/drawingml/2006/main">
+              <a:graphicData uri="http://schemas.openxmlformats.org/drawingml/2006/picture">
+                <pic:pic xmlns:pic="http://schemas.openxmlformats.org/drawingml/2006/picture">
+                  <pic:nvPicPr>
+                    <pic:cNvPr id="2146553498" name="Picture 1" descr="Welcome to LDS WebPage&#10;&#10;AI-generated content may be incorrect."/>
+                    <pic:cNvPicPr/>
+                  </pic:nvPicPr>
+                  <pic:blipFill>
+                    <a:blip r:embed="rId52"/>
+                    <a:stretch>
+                      <a:fillRect/>
+                    </a:stretch>
+                  </pic:blipFill>
+                  <pic:spPr>
+                    <a:xfrm>
+                      <a:off x="0" y="0"/>
+                      <a:ext cx="5731510" cy="1197610"/>
+                    </a:xfrm>
+                    <a:prstGeom prst="rect">
+                      <a:avLst/>
+                    </a:prstGeom>
+                  </pic:spPr>
+                </pic:pic>
+              </a:graphicData>
+            </a:graphic>
+          </wp:inline>
+        </w:drawing>
+      </w:r>
+    </w:p>
+    <w:p>
+      <w:r>
+        <w:rPr>
+          <w:noProof/>
+        </w:rPr>
+        <w:drawing>
+          <wp:inline distT="0" distB="0" distL="0" distR="0" wp14:anchorId="1A410414" wp14:editId="1283A831">
+            <wp:extent cx="5731510" cy="1699895"/>
+            <wp:effectExtent l="0" t="0" r="2540" b="0"/>
+            <wp:docPr id="1928228368" name="Picture 1" descr="The image displays a webpage interface for Lewis Development Support with a button to learn more.&#10;&#10;AI-generated content may be incorrect."/>
+            <wp:cNvGraphicFramePr>
+              <a:graphicFrameLocks xmlns:a="http://schemas.openxmlformats.org/drawingml/2006/main" noChangeAspect="1"/>
+            </wp:cNvGraphicFramePr>
+            <a:graphic xmlns:a="http://schemas.openxmlformats.org/drawingml/2006/main">
+              <a:graphicData uri="http://schemas.openxmlformats.org/drawingml/2006/picture">
+                <pic:pic xmlns:pic="http://schemas.openxmlformats.org/drawingml/2006/picture">
+                  <pic:nvPicPr>
+                    <pic:cNvPr id="1928228368" name="Picture 1" descr="The image displays a webpage interface for Lewis Development Support with a button to learn more.&#10;&#10;AI-generated content may be incorrect."/>
+                    <pic:cNvPicPr/>
+                  </pic:nvPicPr>
+                  <pic:blipFill>
+                    <a:blip r:embed="rId53"/>
+                    <a:stretch>
+                      <a:fillRect/>
+                    </a:stretch>
+                  </pic:blipFill>
+                  <pic:spPr>
+                    <a:xfrm>
+                      <a:off x="0" y="0"/>
+                      <a:ext cx="5731510" cy="1699895"/>
+                    </a:xfrm>
+                    <a:prstGeom prst="rect">
+                      <a:avLst/>
+                    </a:prstGeom>
+                  </pic:spPr>
+                </pic:pic>
+              </a:graphicData>
+            </a:graphic>
+          </wp:inline>
+        </w:drawing>
+      </w:r>
+    </w:p>
+    <w:p>
+      <w:r>
+        <w:rPr>
+          <w:noProof/>
+        </w:rPr>
+        <w:drawing>
+          <wp:inline distT="0" distB="0" distL="0" distR="0" wp14:anchorId="571E281E" wp14:editId="5108A539">
+            <wp:extent cx="5731510" cy="1730375"/>
+            <wp:effectExtent l="0" t="0" r="2540" b="3175"/>
+            <wp:docPr id="873337132" name="Picture 1" descr="The image shows a user interface with a Welcome Page, a message confirming successful script loading, and an invitation to learn more about the service.&#10;&#10;AI-generated content may be incorrect."/>
+            <wp:cNvGraphicFramePr>
+              <a:graphicFrameLocks xmlns:a="http://schemas.openxmlformats.org/drawingml/2006/main" noChangeAspect="1"/>
+            </wp:cNvGraphicFramePr>
+            <a:graphic xmlns:a="http://schemas.openxmlformats.org/drawingml/2006/main">
+              <a:graphicData uri="http://schemas.openxmlformats.org/drawingml/2006/picture">
+                <pic:pic xmlns:pic="http://schemas.openxmlformats.org/drawingml/2006/picture">
+                  <pic:nvPicPr>
+                    <pic:cNvPr id="873337132" name="Picture 1" descr="The image shows a user interface with a Welcome Page, a message confirming successful script loading, and an invitation to learn more about the service.&#10;&#10;AI-generated content may be incorrect."/>
+                    <pic:cNvPicPr/>
+                  </pic:nvPicPr>
+                  <pic:blipFill>
+                    <a:blip r:embed="rId54"/>
+                    <a:stretch>
+                      <a:fillRect/>
+                    </a:stretch>
+                  </pic:blipFill>
+                  <pic:spPr>
+                    <a:xfrm>
+                      <a:off x="0" y="0"/>
+                      <a:ext cx="5731510" cy="1730375"/>
+                    </a:xfrm>
+                    <a:prstGeom prst="rect">
+                      <a:avLst/>
+                    </a:prstGeom>
+                  </pic:spPr>
+                </pic:pic>
+              </a:graphicData>
+            </a:graphic>
+          </wp:inline>
+        </w:drawing>
+      </w:r>
+    </w:p>
+    <w:p>
+      <w:r>
+        <w:rPr>
+          <w:noProof/>
+        </w:rPr>
+        <w:drawing>
+          <wp:inline distT="0" distB="0" distL="0" distR="0" wp14:anchorId="57413726" wp14:editId="2154F304">
+            <wp:extent cx="5731510" cy="1544320"/>
+            <wp:effectExtent l="0" t="0" r="2540" b="0"/>
+            <wp:docPr id="1867552573" name="Picture 1" descr="Click Me,&#10;&#10;AI-generated content may be incorrect."/>
+            <wp:cNvGraphicFramePr>
+              <a:graphicFrameLocks xmlns:a="http://schemas.openxmlformats.org/drawingml/2006/main" noChangeAspect="1"/>
+            </wp:cNvGraphicFramePr>
+            <a:graphic xmlns:a="http://schemas.openxmlformats.org/drawingml/2006/main">
+              <a:graphicData uri="http://schemas.openxmlformats.org/drawingml/2006/picture">
+                <pic:pic xmlns:pic="http://schemas.openxmlformats.org/drawingml/2006/picture">
+                  <pic:nvPicPr>
+                    <pic:cNvPr id="1867552573" name="Picture 1" descr="Click Me,&#10;&#10;AI-generated content may be incorrect."/>
+                    <pic:cNvPicPr/>
+                  </pic:nvPicPr>
+                  <pic:blipFill>
+                    <a:blip r:embed="rId55"/>
+                    <a:stretch>
+                      <a:fillRect/>
+                    </a:stretch>
+                  </pic:blipFill>
+                  <pic:spPr>
+                    <a:xfrm>
+                      <a:off x="0" y="0"/>
+                      <a:ext cx="5731510" cy="1544320"/>
+                    </a:xfrm>
+                    <a:prstGeom prst="rect">
+                      <a:avLst/>
+                    </a:prstGeom>
+                  </pic:spPr>
+                </pic:pic>
+              </a:graphicData>
+            </a:graphic>
+          </wp:inline>
+        </w:drawing>
+      </w:r>
+    </w:p>
+    <w:p>
+      <w:r>
+        <w:rPr>
+          <w:noProof/>
+        </w:rPr>
+        <w:drawing>
+          <wp:inline distT="0" distB="0" distL="0" distR="0" wp14:anchorId="2DA73219" wp14:editId="1AC6889B">
+            <wp:extent cx="5731510" cy="2065020"/>
+            <wp:effectExtent l="0" t="0" r="2540" b="0"/>
+            <wp:docPr id="1277166209" name="Picture 1" descr="The image shows a user interface of a version control platform, specifically Git, displaying a list of commits, branches, and tags for a repository.&#10;&#10;AI-generated content may be incorrect."/>
+            <wp:cNvGraphicFramePr>
+              <a:graphicFrameLocks xmlns:a="http://schemas.openxmlformats.org/drawingml/2006/main" noChangeAspect="1"/>
+            </wp:cNvGraphicFramePr>
+            <a:graphic xmlns:a="http://schemas.openxmlformats.org/drawingml/2006/main">
+              <a:graphicData uri="http://schemas.openxmlformats.org/drawingml/2006/picture">
+                <pic:pic xmlns:pic="http://schemas.openxmlformats.org/drawingml/2006/picture">
+                  <pic:nvPicPr>
+                    <pic:cNvPr id="1277166209" name="Picture 1" descr="The image shows a user interface of a version control platform, specifically Git, displaying a list of commits, branches, and tags for a repository.&#10;&#10;AI-generated content may be incorrect."/>
+                    <pic:cNvPicPr/>
+                  </pic:nvPicPr>
+                  <pic:blipFill>
+                    <a:blip r:embed="rId56"/>
+                    <a:stretch>
+                      <a:fillRect/>
+                    </a:stretch>
+                  </pic:blipFill>
+                  <pic:spPr>
+                    <a:xfrm>
+                      <a:off x="0" y="0"/>
+                      <a:ext cx="5731510" cy="2065020"/>
+                    </a:xfrm>
+                    <a:prstGeom prst="rect">
+                      <a:avLst/>
+                    </a:prstGeom>
+                  </pic:spPr>
+                </pic:pic>
+              </a:graphicData>
+            </a:graphic>
+          </wp:inline>
+        </w:drawing>
+      </w:r>
+    </w:p>
+    <w:p>
+      <w:r>
+        <w:rPr>
+          <w:noProof/>
+        </w:rPr>
+        <w:lastRenderedPageBreak/>
+        <w:drawing>
+          <wp:inline distT="0" distB="0" distL="0" distR="0" wp14:anchorId="1F143120" wp14:editId="2AC7F71D">
+            <wp:extent cx="5731510" cy="2412365"/>
+            <wp:effectExtent l="0" t="0" r="2540" b="6985"/>
+            <wp:docPr id="923986069" name="Picture 1" descr="The image displays a user interface showing a list of recent commits in a version control system, including file renames, backup copies, and a merge request.&#10;&#10;AI-generated content may be incorrect."/>
+            <wp:cNvGraphicFramePr>
+              <a:graphicFrameLocks xmlns:a="http://schemas.openxmlformats.org/drawingml/2006/main" noChangeAspect="1"/>
+            </wp:cNvGraphicFramePr>
+            <a:graphic xmlns:a="http://schemas.openxmlformats.org/drawingml/2006/main">
+              <a:graphicData uri="http://schemas.openxmlformats.org/drawingml/2006/picture">
+                <pic:pic xmlns:pic="http://schemas.openxmlformats.org/drawingml/2006/picture">
+                  <pic:nvPicPr>
+                    <pic:cNvPr id="923986069" name="Picture 1" descr="The image displays a user interface showing a list of recent commits in a version control system, including file renames, backup copies, and a merge request.&#10;&#10;AI-generated content may be incorrect."/>
+                    <pic:cNvPicPr/>
+                  </pic:nvPicPr>
+                  <pic:blipFill>
+                    <a:blip r:embed="rId57"/>
+                    <a:stretch>
+                      <a:fillRect/>
+                    </a:stretch>
+                  </pic:blipFill>
+                  <pic:spPr>
+                    <a:xfrm>
+                      <a:off x="0" y="0"/>
+                      <a:ext cx="5731510" cy="2412365"/>
                     </a:xfrm>
                     <a:prstGeom prst="rect">
                       <a:avLst/>

--- a/PM 01/evidence/PM-01 Coding Examples and GitHub Guide.docx
+++ b/PM 01/evidence/PM-01 Coding Examples and GitHub Guide.docx
@@ -2504,6 +2504,48 @@
                     <a:xfrm>
                       <a:off x="0" y="0"/>
                       <a:ext cx="5731510" cy="2412365"/>
+                    </a:xfrm>
+                    <a:prstGeom prst="rect">
+                      <a:avLst/>
+                    </a:prstGeom>
+                  </pic:spPr>
+                </pic:pic>
+              </a:graphicData>
+            </a:graphic>
+          </wp:inline>
+        </w:drawing>
+      </w:r>
+    </w:p>
+    <w:p>
+      <w:r>
+        <w:rPr>
+          <w:noProof/>
+        </w:rPr>
+        <w:drawing>
+          <wp:inline distT="0" distB="0" distL="0" distR="0" wp14:anchorId="6B644769" wp14:editId="25032A23">
+            <wp:extent cx="5731510" cy="3456940"/>
+            <wp:effectExtent l="0" t="0" r="2540" b="0"/>
+            <wp:docPr id="1655118704" name="Picture 1" descr="The image displays a GitHub pull request form with fields for base branch, compare branches, title, description, assignees, labels, milestones, and additional features.&#10;&#10;AI-generated content may be incorrect."/>
+            <wp:cNvGraphicFramePr>
+              <a:graphicFrameLocks xmlns:a="http://schemas.openxmlformats.org/drawingml/2006/main" noChangeAspect="1"/>
+            </wp:cNvGraphicFramePr>
+            <a:graphic xmlns:a="http://schemas.openxmlformats.org/drawingml/2006/main">
+              <a:graphicData uri="http://schemas.openxmlformats.org/drawingml/2006/picture">
+                <pic:pic xmlns:pic="http://schemas.openxmlformats.org/drawingml/2006/picture">
+                  <pic:nvPicPr>
+                    <pic:cNvPr id="1655118704" name="Picture 1" descr="The image displays a GitHub pull request form with fields for base branch, compare branches, title, description, assignees, labels, milestones, and additional features.&#10;&#10;AI-generated content may be incorrect."/>
+                    <pic:cNvPicPr/>
+                  </pic:nvPicPr>
+                  <pic:blipFill>
+                    <a:blip r:embed="rId58"/>
+                    <a:stretch>
+                      <a:fillRect/>
+                    </a:stretch>
+                  </pic:blipFill>
+                  <pic:spPr>
+                    <a:xfrm>
+                      <a:off x="0" y="0"/>
+                      <a:ext cx="5731510" cy="3456940"/>
                     </a:xfrm>
                     <a:prstGeom prst="rect">
                       <a:avLst/>
